--- a/USER-MANUAL.docx
+++ b/USER-MANUAL.docx
@@ -6786,7 +6786,44 @@
     </w:p>
     <w:p>
       <w:r>
-        <w:t xml:space="preserve">!Deployment stack — entire system runs inside Docker Compose on the city's network. No cloud, no outbound by default.</w:t>
+        <w:drawing>
+          <wp:inline distT="0" distB="0" distL="0" distR="0">
+            <wp:extent cx="5715000" cy="3810000"/>
+            <wp:effectExtent t="0" r="0" b="0" l="0"/>
+            <wp:docPr id="1" name="" descr="" title=""/>
+            <wp:cNvGraphicFramePr>
+              <a:graphicFrameLocks xmlns:a="http://schemas.openxmlformats.org/drawingml/2006/main" noChangeAspect="1"/>
+            </wp:cNvGraphicFramePr>
+            <a:graphic xmlns:a="http://schemas.openxmlformats.org/drawingml/2006/main">
+              <a:graphicData uri="http://schemas.openxmlformats.org/drawingml/2006/picture">
+                <pic:pic xmlns:pic="http://schemas.openxmlformats.org/drawingml/2006/picture">
+                  <pic:nvPicPr>
+                    <pic:cNvPr id="0" name="" descr=""/>
+                    <pic:cNvPicPr>
+                      <a:picLocks noChangeAspect="1" noChangeArrowheads="1"/>
+                    </pic:cNvPicPr>
+                  </pic:nvPicPr>
+                  <pic:blipFill>
+                    <a:blip r:embed="rId7" cstate="none"/>
+                    <a:srcRect/>
+                    <a:stretch>
+                      <a:fillRect/>
+                    </a:stretch>
+                  </pic:blipFill>
+                  <pic:spPr bwMode="auto">
+                    <a:xfrm>
+                      <a:off x="0" y="0"/>
+                      <a:ext cx="5715000" cy="3810000"/>
+                    </a:xfrm>
+                    <a:prstGeom prst="rect">
+                      <a:avLst/>
+                    </a:prstGeom>
+                  </pic:spPr>
+                </pic:pic>
+              </a:graphicData>
+            </a:graphic>
+          </wp:inline>
+        </w:drawing>
       </w:r>
     </w:p>
     <w:p>
@@ -7020,7 +7057,44 @@
     </w:p>
     <w:p>
       <w:r>
-        <w:t xml:space="preserve">!LLM call flow — records-ai application code routes through civiccore.llm (context assembly, template resolution, model registry, provider factory) to a local Ollama provider, with optional cloud providers behind opt-in extras.</w:t>
+        <w:drawing>
+          <wp:inline distT="0" distB="0" distL="0" distR="0">
+            <wp:extent cx="5715000" cy="3810000"/>
+            <wp:effectExtent t="0" r="0" b="0" l="0"/>
+            <wp:docPr id="1" name="" descr="" title=""/>
+            <wp:cNvGraphicFramePr>
+              <a:graphicFrameLocks xmlns:a="http://schemas.openxmlformats.org/drawingml/2006/main" noChangeAspect="1"/>
+            </wp:cNvGraphicFramePr>
+            <a:graphic xmlns:a="http://schemas.openxmlformats.org/drawingml/2006/main">
+              <a:graphicData uri="http://schemas.openxmlformats.org/drawingml/2006/picture">
+                <pic:pic xmlns:pic="http://schemas.openxmlformats.org/drawingml/2006/picture">
+                  <pic:nvPicPr>
+                    <pic:cNvPr id="0" name="" descr=""/>
+                    <pic:cNvPicPr>
+                      <a:picLocks noChangeAspect="1" noChangeArrowheads="1"/>
+                    </pic:cNvPicPr>
+                  </pic:nvPicPr>
+                  <pic:blipFill>
+                    <a:blip r:embed="rId8" cstate="none"/>
+                    <a:srcRect/>
+                    <a:stretch>
+                      <a:fillRect/>
+                    </a:stretch>
+                  </pic:blipFill>
+                  <pic:spPr bwMode="auto">
+                    <a:xfrm>
+                      <a:off x="0" y="0"/>
+                      <a:ext cx="5715000" cy="3810000"/>
+                    </a:xfrm>
+                    <a:prstGeom prst="rect">
+                      <a:avLst/>
+                    </a:prstGeom>
+                  </pic:spPr>
+                </pic:pic>
+              </a:graphicData>
+            </a:graphic>
+          </wp:inline>
+        </w:drawing>
       </w:r>
     </w:p>
     <w:p>
@@ -7214,7 +7288,44 @@
     </w:p>
     <w:p>
       <w:r>
-        <w:t xml:space="preserve">!Sovereignty boundary — all runtime components (FastAPI, Celery, Postgres+pgvector, Ollama, local volumes) live inside the city's on-prem network. No outbound by default; cloud is opt-in only. Connector credentials are encrypted at rest with Fernet.</w:t>
+        <w:drawing>
+          <wp:inline distT="0" distB="0" distL="0" distR="0">
+            <wp:extent cx="5715000" cy="3810000"/>
+            <wp:effectExtent t="0" r="0" b="0" l="0"/>
+            <wp:docPr id="1" name="" descr="" title=""/>
+            <wp:cNvGraphicFramePr>
+              <a:graphicFrameLocks xmlns:a="http://schemas.openxmlformats.org/drawingml/2006/main" noChangeAspect="1"/>
+            </wp:cNvGraphicFramePr>
+            <a:graphic xmlns:a="http://schemas.openxmlformats.org/drawingml/2006/main">
+              <a:graphicData uri="http://schemas.openxmlformats.org/drawingml/2006/picture">
+                <pic:pic xmlns:pic="http://schemas.openxmlformats.org/drawingml/2006/picture">
+                  <pic:nvPicPr>
+                    <pic:cNvPr id="0" name="" descr=""/>
+                    <pic:cNvPicPr>
+                      <a:picLocks noChangeAspect="1" noChangeArrowheads="1"/>
+                    </pic:cNvPicPr>
+                  </pic:nvPicPr>
+                  <pic:blipFill>
+                    <a:blip r:embed="rId9" cstate="none"/>
+                    <a:srcRect/>
+                    <a:stretch>
+                      <a:fillRect/>
+                    </a:stretch>
+                  </pic:blipFill>
+                  <pic:spPr bwMode="auto">
+                    <a:xfrm>
+                      <a:off x="0" y="0"/>
+                      <a:ext cx="5715000" cy="3810000"/>
+                    </a:xfrm>
+                    <a:prstGeom prst="rect">
+                      <a:avLst/>
+                    </a:prstGeom>
+                  </pic:spPr>
+                </pic:pic>
+              </a:graphicData>
+            </a:graphic>
+          </wp:inline>
+        </w:drawing>
       </w:r>
     </w:p>
     <w:p>

--- a/USER-MANUAL.docx
+++ b/USER-MANUAL.docx
@@ -1815,7 +1815,7 @@
     </w:p>
     <w:p>
       <w:r>
-        <w:t xml:space="preserve">git clone https://github.com/scottconverse/civicrecords-ai.git</w:t>
+        <w:t xml:space="preserve">git clone https://github.com/CivicSuite/civicrecords-ai.git</w:t>
       </w:r>
     </w:p>
     <w:p>
@@ -1850,7 +1850,7 @@
     </w:p>
     <w:p>
       <w:r>
-        <w:t xml:space="preserve">git clone https://github.com/scottconverse/civicrecords-ai.git</w:t>
+        <w:t xml:space="preserve">git clone https://github.com/CivicSuite/civicrecords-ai.git</w:t>
       </w:r>
     </w:p>
     <w:p>
@@ -6786,6 +6786,53 @@
     </w:p>
     <w:p>
       <w:r>
+        <w:drawing>
+          <wp:inline distT="0" distB="0" distL="0" distR="0">
+            <wp:extent cx="5715000" cy="3810000"/>
+            <wp:effectExtent t="0" r="0" b="0" l="0"/>
+            <wp:docPr id="1" name="" descr="" title=""/>
+            <wp:cNvGraphicFramePr>
+              <a:graphicFrameLocks xmlns:a="http://schemas.openxmlformats.org/drawingml/2006/main" noChangeAspect="1"/>
+            </wp:cNvGraphicFramePr>
+            <a:graphic xmlns:a="http://schemas.openxmlformats.org/drawingml/2006/main">
+              <a:graphicData uri="http://schemas.openxmlformats.org/drawingml/2006/picture">
+                <pic:pic xmlns:pic="http://schemas.openxmlformats.org/drawingml/2006/picture">
+                  <pic:nvPicPr>
+                    <pic:cNvPr id="0" name="" descr=""/>
+                    <pic:cNvPicPr>
+                      <a:picLocks noChangeAspect="1" noChangeArrowheads="1"/>
+                    </pic:cNvPicPr>
+                  </pic:nvPicPr>
+                  <pic:blipFill>
+                    <a:blip r:embed="rId7" cstate="none"/>
+                    <a:srcRect/>
+                    <a:stretch>
+                      <a:fillRect/>
+                    </a:stretch>
+                  </pic:blipFill>
+                  <pic:spPr bwMode="auto">
+                    <a:xfrm>
+                      <a:off x="0" y="0"/>
+                      <a:ext cx="5715000" cy="3810000"/>
+                    </a:xfrm>
+                    <a:prstGeom prst="rect">
+                      <a:avLst/>
+                    </a:prstGeom>
+                  </pic:spPr>
+                </pic:pic>
+              </a:graphicData>
+            </a:graphic>
+          </wp:inline>
+        </w:drawing>
+      </w:r>
+    </w:p>
+    <w:p>
+      <w:r>
+        <w:t xml:space="preserve"/>
+      </w:r>
+    </w:p>
+    <w:p>
+      <w:r>
         <w:t xml:space="preserve">```mermaid</w:t>
       </w:r>
     </w:p>
@@ -7010,6 +7057,53 @@
     </w:p>
     <w:p>
       <w:r>
+        <w:drawing>
+          <wp:inline distT="0" distB="0" distL="0" distR="0">
+            <wp:extent cx="5715000" cy="3810000"/>
+            <wp:effectExtent t="0" r="0" b="0" l="0"/>
+            <wp:docPr id="1" name="" descr="" title=""/>
+            <wp:cNvGraphicFramePr>
+              <a:graphicFrameLocks xmlns:a="http://schemas.openxmlformats.org/drawingml/2006/main" noChangeAspect="1"/>
+            </wp:cNvGraphicFramePr>
+            <a:graphic xmlns:a="http://schemas.openxmlformats.org/drawingml/2006/main">
+              <a:graphicData uri="http://schemas.openxmlformats.org/drawingml/2006/picture">
+                <pic:pic xmlns:pic="http://schemas.openxmlformats.org/drawingml/2006/picture">
+                  <pic:nvPicPr>
+                    <pic:cNvPr id="0" name="" descr=""/>
+                    <pic:cNvPicPr>
+                      <a:picLocks noChangeAspect="1" noChangeArrowheads="1"/>
+                    </pic:cNvPicPr>
+                  </pic:nvPicPr>
+                  <pic:blipFill>
+                    <a:blip r:embed="rId8" cstate="none"/>
+                    <a:srcRect/>
+                    <a:stretch>
+                      <a:fillRect/>
+                    </a:stretch>
+                  </pic:blipFill>
+                  <pic:spPr bwMode="auto">
+                    <a:xfrm>
+                      <a:off x="0" y="0"/>
+                      <a:ext cx="5715000" cy="3810000"/>
+                    </a:xfrm>
+                    <a:prstGeom prst="rect">
+                      <a:avLst/>
+                    </a:prstGeom>
+                  </pic:spPr>
+                </pic:pic>
+              </a:graphicData>
+            </a:graphic>
+          </wp:inline>
+        </w:drawing>
+      </w:r>
+    </w:p>
+    <w:p>
+      <w:r>
+        <w:t xml:space="preserve"/>
+      </w:r>
+    </w:p>
+    <w:p>
+      <w:r>
         <w:t xml:space="preserve">Hybrid search combines two retrieval strategies and merges them with reciprocal rank fusion:</w:t>
       </w:r>
     </w:p>
@@ -7185,6 +7279,53 @@
           <w:szCs w:val="36"/>
         </w:rPr>
         <w:t xml:space="preserve">C.8 Security Architecture</w:t>
+      </w:r>
+    </w:p>
+    <w:p>
+      <w:r>
+        <w:t xml:space="preserve"/>
+      </w:r>
+    </w:p>
+    <w:p>
+      <w:r>
+        <w:drawing>
+          <wp:inline distT="0" distB="0" distL="0" distR="0">
+            <wp:extent cx="5715000" cy="3810000"/>
+            <wp:effectExtent t="0" r="0" b="0" l="0"/>
+            <wp:docPr id="1" name="" descr="" title=""/>
+            <wp:cNvGraphicFramePr>
+              <a:graphicFrameLocks xmlns:a="http://schemas.openxmlformats.org/drawingml/2006/main" noChangeAspect="1"/>
+            </wp:cNvGraphicFramePr>
+            <a:graphic xmlns:a="http://schemas.openxmlformats.org/drawingml/2006/main">
+              <a:graphicData uri="http://schemas.openxmlformats.org/drawingml/2006/picture">
+                <pic:pic xmlns:pic="http://schemas.openxmlformats.org/drawingml/2006/picture">
+                  <pic:nvPicPr>
+                    <pic:cNvPr id="0" name="" descr=""/>
+                    <pic:cNvPicPr>
+                      <a:picLocks noChangeAspect="1" noChangeArrowheads="1"/>
+                    </pic:cNvPicPr>
+                  </pic:nvPicPr>
+                  <pic:blipFill>
+                    <a:blip r:embed="rId9" cstate="none"/>
+                    <a:srcRect/>
+                    <a:stretch>
+                      <a:fillRect/>
+                    </a:stretch>
+                  </pic:blipFill>
+                  <pic:spPr bwMode="auto">
+                    <a:xfrm>
+                      <a:off x="0" y="0"/>
+                      <a:ext cx="5715000" cy="3810000"/>
+                    </a:xfrm>
+                    <a:prstGeom prst="rect">
+                      <a:avLst/>
+                    </a:prstGeom>
+                  </pic:spPr>
+                </pic:pic>
+              </a:graphicData>
+            </a:graphic>
+          </wp:inline>
+        </w:drawing>
       </w:r>
     </w:p>
     <w:p>

--- a/USER-MANUAL.docx
+++ b/USER-MANUAL.docx
@@ -1994,17 +1994,7 @@
     </w:p>
     <w:p>
       <w:r>
-        <w:t xml:space="preserve">| JWT_SECRET_FILE | Yes | /run/secrets/jwt_secret | Mounted secret file for JWT signing |</w:t>
-      </w:r>
-    </w:p>
-    <w:p>
-      <w:r>
         <w:t xml:space="preserve">| FIRST_ADMIN_EMAIL | Yes | — | Initial admin account email |</w:t>
-      </w:r>
-    </w:p>
-    <w:p>
-      <w:r>
-        <w:t xml:space="preserve">| FIRST_ADMIN_PASSWORD_FILE | Yes | /run/secrets/first_admin_password | Mounted secret file for the initial admin account password |</w:t>
       </w:r>
     </w:p>
     <w:p>
@@ -2118,7 +2108,12 @@
     </w:p>
     <w:p>
       <w:r>
-        <w:t xml:space="preserve">/run/secrets/first_admin_password; .env contains only the *_FILE pointers.</w:t>
+        <w:t xml:space="preserve">/run/secrets/first_admin_password; .env contains no JWT_SECRET* or</w:t>
+      </w:r>
+    </w:p>
+    <w:p>
+      <w:r>
+        <w:t xml:space="preserve">FIRST_ADMIN_PASSWORD* names.</w:t>
       </w:r>
     </w:p>
     <w:p>
@@ -2178,12 +2173,17 @@
     </w:p>
     <w:p>
       <w:r>
-        <w:t xml:space="preserve">longer treats those env vars as the Docker deployment path because any operator</w:t>
-      </w:r>
-    </w:p>
-    <w:p>
-      <w:r>
-        <w:t xml:space="preserve">with container access can recover them with docker exec env.</w:t>
+        <w:t xml:space="preserve">longer treats those env vars, or matching _FILE pointer env vars, as the</w:t>
+      </w:r>
+    </w:p>
+    <w:p>
+      <w:r>
+        <w:t xml:space="preserve">Docker deployment path because any operator with container access can recover</w:t>
+      </w:r>
+    </w:p>
+    <w:p>
+      <w:r>
+        <w:t xml:space="preserve">the names with docker exec env.</w:t>
       </w:r>
     </w:p>
     <w:p>

--- a/USER-MANUAL.docx
+++ b/USER-MANUAL.docx
@@ -23,17 +23,17 @@
     </w:p>
     <w:p>
       <w:r>
-        <w:t xml:space="preserve">Version 1.1+ · April 2026</w:t>
-      </w:r>
-    </w:p>
-    <w:p>
-      <w:r>
-        <w:t xml:space="preserve"/>
-      </w:r>
-    </w:p>
-    <w:p>
-      <w:r>
-        <w:t xml:space="preserve">&gt; Release recovery notice (2026-05-11). CivicRecords AI v1.6.0 is the Docker secret-file extraction release that closes QA-002 on top of the v1.5.0 CivicCore v1.0.1 recovery alignment. The older v1.4.10 tag remains available as historical pre-gate, provisional source only and must not be promoted as an attested baseline.</w:t>
+        <w:t xml:space="preserve">Version 1.6.1 - May 2026</w:t>
+      </w:r>
+    </w:p>
+    <w:p>
+      <w:r>
+        <w:t xml:space="preserve"/>
+      </w:r>
+    </w:p>
+    <w:p>
+      <w:r>
+        <w:t xml:space="preserve">&gt; Release recovery notice (2026-05-15). CivicRecords AI v1.6.1 is the ingestion worker recovery patch on top of the v1.6.0 Docker secret-file extraction release and the v1.5.0 CivicCore v1.0.1 recovery alignment. The older v1.4.10 tag remains available as historical pre-gate, provisional source only and must not be promoted as an attested baseline.</w:t>
       </w:r>
     </w:p>
     <w:p>
@@ -1623,12 +1623,12 @@
     </w:p>
     <w:p>
       <w:r>
-        <w:t xml:space="preserve">| OS | Windows 10/11, macOS 13+, Ubuntu 22.04+, Debian 12+ | Ubuntu 22.04 LTS |</w:t>
-      </w:r>
-    </w:p>
-    <w:p>
-      <w:r>
-        <w:t xml:space="preserve">| Runtime | Docker Desktop (Windows/macOS) or Docker Engine (Linux) | Docker Engine 24+ |</w:t>
+        <w:t xml:space="preserve">| OS | Windows 10/11 (lifecycle-certified). macOS 13+, Ubuntu 22.04+, Debian 12+ on script path (not lifecycle-certified) — Windows-only currently; macOS support pending lifecycle certification. | Ubuntu 22.04 LTS |</w:t>
+      </w:r>
+    </w:p>
+    <w:p>
+      <w:r>
+        <w:t xml:space="preserve">| Runtime | Docker Desktop on Windows (lifecycle-certified) or macOS (not lifecycle-certified) or Docker Engine (Linux) | Docker Engine 24+ |</w:t>
       </w:r>
     </w:p>
     <w:p>
@@ -1750,7 +1750,7 @@
     </w:p>
     <w:p>
       <w:r>
-        <w:t xml:space="preserve">&gt; 2. Script-based install (macOS / Linux — and Windows if you prefer CLI). The scripts below configure and launch the Docker Compose stack. They do not install Docker Desktop, Docker Engine, WSL, or any other system prerequisite — those must be present before the scripts run. If Docker is not installed, the scripts fail with a clear error and you must install Docker manually before retrying.</w:t>
+        <w:t xml:space="preserve">&gt; 2. Script-based install (macOS / Linux — not lifecycle-certified — and Windows if you prefer CLI). Windows-only currently; macOS support pending lifecycle certification. The scripts below configure and launch the Docker Compose stack on macOS and Linux as a non-certified path, and on Windows as a CLI alternative. They do not install Docker Desktop, Docker Engine, WSL, or any other system prerequisite — those must be present before the scripts run. If Docker is not installed, the scripts fail with a clear error and you must install Docker manually before retrying.</w:t>
       </w:r>
     </w:p>
     <w:p>
@@ -1760,7 +1760,7 @@
     </w:p>
     <w:p>
       <w:r>
-        <w:t xml:space="preserve">&gt; Cross-platform parity: No native installer ships for macOS or Linux. That parity is explicit follow-on work and is not scheduled. macOS and Linux operators use the script path below.</w:t>
+        <w:t xml:space="preserve">&gt; Cross-platform parity: Windows-only currently; macOS support pending lifecycle certification. No native installer ships for macOS or Linux — that parity is explicit follow-on work and is not scheduled. macOS and Linux operators use the script path below, which is not lifecycle-certified.</w:t>
       </w:r>
     </w:p>
     <w:p>
@@ -1780,7 +1780,7 @@
     </w:p>
     <w:p>
       <w:r>
-        <w:t xml:space="preserve">1. Install Docker Desktop (Windows 10/11 or macOS 13+): docker.com/get-started</w:t>
+        <w:t xml:space="preserve">1. Install Docker Desktop (Windows 10/11; macOS 13+ supported on the script path but Windows-only currently — macOS support pending lifecycle certification): docker.com/get-started</w:t>
       </w:r>
     </w:p>
     <w:p>
@@ -1850,7 +1850,7 @@
     </w:p>
     <w:p>
       <w:r>
-        <w:t xml:space="preserve">macOS / Linux:</w:t>
+        <w:t xml:space="preserve">macOS / Linux (script path; not lifecycle-certified — see B.1 System Requirements):</w:t>
       </w:r>
     </w:p>
     <w:p>
@@ -2083,7 +2083,7 @@
     </w:p>
     <w:p>
       <w:r>
-        <w:t xml:space="preserve">CivicRecords AI v1.6.0 stores the JWT signing secret and first-admin password</w:t>
+        <w:t xml:space="preserve">CivicRecords AI v1.6.0 and later stores the JWT signing secret and first-admin password</w:t>
       </w:r>
     </w:p>
     <w:p>
